--- a/1.1ИСР/Смирнов МБ ИВТ 3, 1.1ИСР.docx
+++ b/1.1ИСР/Смирнов МБ ИВТ 3, 1.1ИСР.docx
@@ -101,12 +101,12 @@
           <wp:inline distB="114300" distT="114300" distL="114300" distR="114300">
             <wp:extent cx="4267200" cy="1285875"/>
             <wp:effectExtent b="0" l="0" r="0" t="0"/>
-            <wp:docPr id="4" name="image1.png"/>
+            <wp:docPr id="3" name="image7.png"/>
             <a:graphic>
               <a:graphicData uri="http://schemas.openxmlformats.org/drawingml/2006/picture">
                 <pic:pic>
                   <pic:nvPicPr>
-                    <pic:cNvPr id="0" name="image1.png"/>
+                    <pic:cNvPr id="0" name="image7.png"/>
                     <pic:cNvPicPr preferRelativeResize="0"/>
                   </pic:nvPicPr>
                   <pic:blipFill>
@@ -217,12 +217,12 @@
           <wp:inline distB="114300" distT="114300" distL="114300" distR="114300">
             <wp:extent cx="5731200" cy="1625600"/>
             <wp:effectExtent b="0" l="0" r="0" t="0"/>
-            <wp:docPr id="2" name="image7.png"/>
+            <wp:docPr id="1" name="image5.png"/>
             <a:graphic>
               <a:graphicData uri="http://schemas.openxmlformats.org/drawingml/2006/picture">
                 <pic:pic>
                   <pic:nvPicPr>
-                    <pic:cNvPr id="0" name="image7.png"/>
+                    <pic:cNvPr id="0" name="image5.png"/>
                     <pic:cNvPicPr preferRelativeResize="0"/>
                   </pic:nvPicPr>
                   <pic:blipFill>
@@ -306,12 +306,12 @@
           <wp:inline distB="114300" distT="114300" distL="114300" distR="114300">
             <wp:extent cx="5731200" cy="2832100"/>
             <wp:effectExtent b="0" l="0" r="0" t="0"/>
-            <wp:docPr id="8" name="image2.png"/>
+            <wp:docPr id="7" name="image6.png"/>
             <a:graphic>
               <a:graphicData uri="http://schemas.openxmlformats.org/drawingml/2006/picture">
                 <pic:pic>
                   <pic:nvPicPr>
-                    <pic:cNvPr id="0" name="image2.png"/>
+                    <pic:cNvPr id="0" name="image6.png"/>
                     <pic:cNvPicPr preferRelativeResize="0"/>
                   </pic:nvPicPr>
                   <pic:blipFill>
@@ -475,12 +475,12 @@
           <wp:inline distB="114300" distT="114300" distL="114300" distR="114300">
             <wp:extent cx="5731200" cy="2133600"/>
             <wp:effectExtent b="0" l="0" r="0" t="0"/>
-            <wp:docPr id="5" name="image5.png"/>
+            <wp:docPr id="4" name="image1.png"/>
             <a:graphic>
               <a:graphicData uri="http://schemas.openxmlformats.org/drawingml/2006/picture">
                 <pic:pic>
                   <pic:nvPicPr>
-                    <pic:cNvPr id="0" name="image5.png"/>
+                    <pic:cNvPr id="0" name="image1.png"/>
                     <pic:cNvPicPr preferRelativeResize="0"/>
                   </pic:nvPicPr>
                   <pic:blipFill>
@@ -632,12 +632,12 @@
           <wp:inline distB="114300" distT="114300" distL="114300" distR="114300">
             <wp:extent cx="5731200" cy="4495800"/>
             <wp:effectExtent b="0" l="0" r="0" t="0"/>
-            <wp:docPr id="7" name="image6.png"/>
+            <wp:docPr id="6" name="image3.png"/>
             <a:graphic>
               <a:graphicData uri="http://schemas.openxmlformats.org/drawingml/2006/picture">
                 <pic:pic>
                   <pic:nvPicPr>
-                    <pic:cNvPr id="0" name="image6.png"/>
+                    <pic:cNvPr id="0" name="image3.png"/>
                     <pic:cNvPicPr preferRelativeResize="0"/>
                   </pic:nvPicPr>
                   <pic:blipFill>
@@ -763,12 +763,12 @@
           <wp:inline distB="114300" distT="114300" distL="114300" distR="114300">
             <wp:extent cx="5731200" cy="5651500"/>
             <wp:effectExtent b="0" l="0" r="0" t="0"/>
-            <wp:docPr id="6" name="image3.png"/>
+            <wp:docPr id="5" name="image2.png"/>
             <a:graphic>
               <a:graphicData uri="http://schemas.openxmlformats.org/drawingml/2006/picture">
                 <pic:pic>
                   <pic:nvPicPr>
-                    <pic:cNvPr id="0" name="image3.png"/>
+                    <pic:cNvPr id="0" name="image2.png"/>
                     <pic:cNvPicPr preferRelativeResize="0"/>
                   </pic:nvPicPr>
                   <pic:blipFill>
@@ -808,12 +808,194 @@
       </w:pPr>
       <w:r>
         <w:rPr>
-          <w:rFonts w:ascii="Times New Roman" w:cs="Times New Roman" w:eastAsia="Times New Roman" w:hAnsi="Times New Roman"/>
-          <w:sz w:val="28"/>
-          <w:szCs w:val="28"/>
-          <w:rtl w:val="0"/>
-        </w:rPr>
-        <w:t xml:space="preserve">Активация тем:</w:t>
+          <w:rtl w:val="0"/>
+        </w:rPr>
+      </w:r>
+    </w:p>
+    <w:p>
+      <w:pPr>
+        <w:rPr>
+          <w:rFonts w:ascii="Times New Roman" w:cs="Times New Roman" w:eastAsia="Times New Roman" w:hAnsi="Times New Roman"/>
+          <w:sz w:val="28"/>
+          <w:szCs w:val="28"/>
+        </w:rPr>
+      </w:pPr>
+      <w:r>
+        <w:rPr>
+          <w:rtl w:val="0"/>
+        </w:rPr>
+      </w:r>
+    </w:p>
+    <w:p>
+      <w:pPr>
+        <w:rPr>
+          <w:rFonts w:ascii="Times New Roman" w:cs="Times New Roman" w:eastAsia="Times New Roman" w:hAnsi="Times New Roman"/>
+          <w:sz w:val="28"/>
+          <w:szCs w:val="28"/>
+        </w:rPr>
+      </w:pPr>
+      <w:r>
+        <w:rPr>
+          <w:rtl w:val="0"/>
+        </w:rPr>
+      </w:r>
+    </w:p>
+    <w:p>
+      <w:pPr>
+        <w:rPr>
+          <w:rFonts w:ascii="Times New Roman" w:cs="Times New Roman" w:eastAsia="Times New Roman" w:hAnsi="Times New Roman"/>
+          <w:sz w:val="28"/>
+          <w:szCs w:val="28"/>
+        </w:rPr>
+      </w:pPr>
+      <w:r>
+        <w:rPr>
+          <w:rtl w:val="0"/>
+        </w:rPr>
+      </w:r>
+    </w:p>
+    <w:p>
+      <w:pPr>
+        <w:rPr>
+          <w:rFonts w:ascii="Times New Roman" w:cs="Times New Roman" w:eastAsia="Times New Roman" w:hAnsi="Times New Roman"/>
+          <w:sz w:val="28"/>
+          <w:szCs w:val="28"/>
+        </w:rPr>
+      </w:pPr>
+      <w:r>
+        <w:rPr>
+          <w:rtl w:val="0"/>
+        </w:rPr>
+      </w:r>
+    </w:p>
+    <w:p>
+      <w:pPr>
+        <w:rPr>
+          <w:rFonts w:ascii="Times New Roman" w:cs="Times New Roman" w:eastAsia="Times New Roman" w:hAnsi="Times New Roman"/>
+          <w:sz w:val="28"/>
+          <w:szCs w:val="28"/>
+        </w:rPr>
+      </w:pPr>
+      <w:r>
+        <w:rPr>
+          <w:rtl w:val="0"/>
+        </w:rPr>
+      </w:r>
+    </w:p>
+    <w:p>
+      <w:pPr>
+        <w:rPr>
+          <w:rFonts w:ascii="Times New Roman" w:cs="Times New Roman" w:eastAsia="Times New Roman" w:hAnsi="Times New Roman"/>
+          <w:sz w:val="28"/>
+          <w:szCs w:val="28"/>
+        </w:rPr>
+      </w:pPr>
+      <w:r>
+        <w:rPr>
+          <w:rtl w:val="0"/>
+        </w:rPr>
+      </w:r>
+    </w:p>
+    <w:p>
+      <w:pPr>
+        <w:rPr>
+          <w:rFonts w:ascii="Times New Roman" w:cs="Times New Roman" w:eastAsia="Times New Roman" w:hAnsi="Times New Roman"/>
+          <w:sz w:val="28"/>
+          <w:szCs w:val="28"/>
+        </w:rPr>
+      </w:pPr>
+      <w:r>
+        <w:rPr>
+          <w:rtl w:val="0"/>
+        </w:rPr>
+      </w:r>
+    </w:p>
+    <w:p>
+      <w:pPr>
+        <w:rPr>
+          <w:rFonts w:ascii="Times New Roman" w:cs="Times New Roman" w:eastAsia="Times New Roman" w:hAnsi="Times New Roman"/>
+          <w:sz w:val="28"/>
+          <w:szCs w:val="28"/>
+        </w:rPr>
+      </w:pPr>
+      <w:r>
+        <w:rPr>
+          <w:rtl w:val="0"/>
+        </w:rPr>
+      </w:r>
+    </w:p>
+    <w:p>
+      <w:pPr>
+        <w:rPr>
+          <w:rFonts w:ascii="Times New Roman" w:cs="Times New Roman" w:eastAsia="Times New Roman" w:hAnsi="Times New Roman"/>
+          <w:sz w:val="28"/>
+          <w:szCs w:val="28"/>
+        </w:rPr>
+      </w:pPr>
+      <w:r>
+        <w:rPr>
+          <w:rtl w:val="0"/>
+        </w:rPr>
+      </w:r>
+    </w:p>
+    <w:p>
+      <w:pPr>
+        <w:rPr>
+          <w:rFonts w:ascii="Times New Roman" w:cs="Times New Roman" w:eastAsia="Times New Roman" w:hAnsi="Times New Roman"/>
+          <w:sz w:val="28"/>
+          <w:szCs w:val="28"/>
+        </w:rPr>
+      </w:pPr>
+      <w:r>
+        <w:rPr>
+          <w:rtl w:val="0"/>
+        </w:rPr>
+      </w:r>
+    </w:p>
+    <w:p>
+      <w:pPr>
+        <w:rPr>
+          <w:rFonts w:ascii="Times New Roman" w:cs="Times New Roman" w:eastAsia="Times New Roman" w:hAnsi="Times New Roman"/>
+          <w:sz w:val="28"/>
+          <w:szCs w:val="28"/>
+        </w:rPr>
+      </w:pPr>
+      <w:r>
+        <w:rPr>
+          <w:rtl w:val="0"/>
+        </w:rPr>
+      </w:r>
+    </w:p>
+    <w:p>
+      <w:pPr>
+        <w:rPr>
+          <w:rFonts w:ascii="Times New Roman" w:cs="Times New Roman" w:eastAsia="Times New Roman" w:hAnsi="Times New Roman"/>
+          <w:sz w:val="28"/>
+          <w:szCs w:val="28"/>
+        </w:rPr>
+      </w:pPr>
+      <w:r>
+        <w:rPr>
+          <w:rtl w:val="0"/>
+        </w:rPr>
+      </w:r>
+    </w:p>
+    <w:p>
+      <w:pPr>
+        <w:rPr>
+          <w:rFonts w:ascii="Times New Roman" w:cs="Times New Roman" w:eastAsia="Times New Roman" w:hAnsi="Times New Roman"/>
+          <w:sz w:val="28"/>
+          <w:szCs w:val="28"/>
+        </w:rPr>
+      </w:pPr>
+      <w:r>
+        <w:rPr>
+          <w:rFonts w:ascii="Times New Roman" w:cs="Times New Roman" w:eastAsia="Times New Roman" w:hAnsi="Times New Roman"/>
+          <w:sz w:val="28"/>
+          <w:szCs w:val="28"/>
+          <w:rtl w:val="0"/>
+        </w:rPr>
+        <w:t xml:space="preserve">Часть 3 </w:t>
       </w:r>
     </w:p>
     <w:p>
@@ -832,14 +1014,14 @@
         </w:rPr>
         <w:drawing>
           <wp:inline distB="114300" distT="114300" distL="114300" distR="114300">
-            <wp:extent cx="2451971" cy="3062288"/>
+            <wp:extent cx="5731200" cy="4013200"/>
             <wp:effectExtent b="0" l="0" r="0" t="0"/>
-            <wp:docPr id="3" name="image8.png"/>
+            <wp:docPr id="2" name="image4.png"/>
             <a:graphic>
               <a:graphicData uri="http://schemas.openxmlformats.org/drawingml/2006/picture">
                 <pic:pic>
                   <pic:nvPicPr>
-                    <pic:cNvPr id="0" name="image8.png"/>
+                    <pic:cNvPr id="0" name="image4.png"/>
                     <pic:cNvPicPr preferRelativeResize="0"/>
                   </pic:nvPicPr>
                   <pic:blipFill>
@@ -852,7 +1034,7 @@
                   <pic:spPr>
                     <a:xfrm>
                       <a:off x="0" y="0"/>
-                      <a:ext cx="2451971" cy="3062288"/>
+                      <a:ext cx="5731200" cy="4013200"/>
                     </a:xfrm>
                     <a:prstGeom prst="rect"/>
                     <a:ln/>
@@ -865,43 +1047,18 @@
       </w:r>
       <w:r>
         <w:rPr>
-          <w:rFonts w:ascii="Times New Roman" w:cs="Times New Roman" w:eastAsia="Times New Roman" w:hAnsi="Times New Roman"/>
-          <w:sz w:val="28"/>
-          <w:szCs w:val="28"/>
-        </w:rPr>
-        <w:drawing>
-          <wp:inline distB="114300" distT="114300" distL="114300" distR="114300">
-            <wp:extent cx="2538413" cy="3034644"/>
-            <wp:effectExtent b="0" l="0" r="0" t="0"/>
-            <wp:docPr id="1" name="image4.png"/>
-            <a:graphic>
-              <a:graphicData uri="http://schemas.openxmlformats.org/drawingml/2006/picture">
-                <pic:pic>
-                  <pic:nvPicPr>
-                    <pic:cNvPr id="0" name="image4.png"/>
-                    <pic:cNvPicPr preferRelativeResize="0"/>
-                  </pic:nvPicPr>
-                  <pic:blipFill>
-                    <a:blip r:embed="rId18"/>
-                    <a:srcRect b="0" l="0" r="0" t="0"/>
-                    <a:stretch>
-                      <a:fillRect/>
-                    </a:stretch>
-                  </pic:blipFill>
-                  <pic:spPr>
-                    <a:xfrm>
-                      <a:off x="0" y="0"/>
-                      <a:ext cx="2538413" cy="3034644"/>
-                    </a:xfrm>
-                    <a:prstGeom prst="rect"/>
-                    <a:ln/>
-                  </pic:spPr>
-                </pic:pic>
-              </a:graphicData>
-            </a:graphic>
-          </wp:inline>
-        </w:drawing>
-      </w:r>
+          <w:rtl w:val="0"/>
+        </w:rPr>
+      </w:r>
+    </w:p>
+    <w:p>
+      <w:pPr>
+        <w:rPr>
+          <w:rFonts w:ascii="Times New Roman" w:cs="Times New Roman" w:eastAsia="Times New Roman" w:hAnsi="Times New Roman"/>
+          <w:sz w:val="28"/>
+          <w:szCs w:val="28"/>
+        </w:rPr>
+      </w:pPr>
       <w:r>
         <w:rPr>
           <w:rtl w:val="0"/>
@@ -909,7 +1066,7 @@
       </w:r>
     </w:p>
     <w:sectPr>
-      <w:headerReference r:id="rId19" w:type="default"/>
+      <w:headerReference r:id="rId18" w:type="default"/>
       <w:pgSz w:h="16834" w:w="11909" w:orient="portrait"/>
       <w:pgMar w:bottom="1440" w:top="1440" w:left="1440" w:right="1440" w:header="566.9291338582677" w:footer="720"/>
       <w:pgNumType w:start="1"/>
